--- a/docs/manuals/Brugermanual_IPR_Pen_Bridge.docx
+++ b/docs/manuals/Brugermanual_IPR_Pen_Bridge.docx
@@ -101,7 +101,7 @@
                 <w:rFonts w:ascii="Segoe UI" w:hAnsi="Segoe UI"/>
                 <w:sz w:val="20"/>
               </w:rPr>
-              <w:t>1.0</w:t>
+              <w:t>1.1</w:t>
             </w:r>
           </w:p>
         </w:tc>
@@ -132,7 +132,7 @@
                 <w:rFonts w:ascii="Segoe UI" w:hAnsi="Segoe UI"/>
                 <w:sz w:val="20"/>
               </w:rPr>
-              <w:t>12. august 2026</w:t>
+              <w:t>11. september 2026</w:t>
             </w:r>
           </w:p>
         </w:tc>
@@ -163,7 +163,7 @@
                 <w:rFonts w:ascii="Segoe UI" w:hAnsi="Segoe UI"/>
                 <w:sz w:val="20"/>
               </w:rPr>
-              <w:t>IPR Pen Bridge — Raspberry Pi Zero 2 W</w:t>
+              <w:t>IPR Pen Bridge — Raspberry Pi Zero 2 W / Zero W</w:t>
             </w:r>
           </w:p>
         </w:tc>
@@ -435,7 +435,7 @@
           <w:i w:val="0"/>
           <w:sz w:val="21"/>
         </w:rPr>
-        <w:t>IPR Pen Bridge er en lille boks — en Raspberry Pi Zero 2 W — der fungerer som bindeled mellem din IRIS-skanner og din PC.</w:t>
+        <w:t>IPR Pen Bridge er en lille boks — en Raspberry Pi Zero 2 W eller Zero W — der fungerer som bindeled mellem din IRIS-skanner og din PC.</w:t>
       </w:r>
     </w:p>
     <w:p>
@@ -5131,7 +5131,7 @@
         <w:color w:val="606C80"/>
         <w:sz w:val="16"/>
       </w:rPr>
-      <w:t xml:space="preserve">IPR-DOC-001 · Brugermanual · version 1.0   ·   Side </w:t>
+      <w:t xml:space="preserve">IPR-DOC-001 · Brugermanual · version 1.1   ·   Side </w:t>
     </w:r>
     <w:r>
       <w:rPr>
